--- a/docs/downloads/manuel-seibel/doc_0457.docx
+++ b/docs/downloads/manuel-seibel/doc_0457.docx
@@ -4,691 +4,236 @@
   <w:body>
     <w:p>
       <w:pPr>
+        <w:rPr>
+          <w:rtl/>
+          <w:lang w:bidi="ar-SA"/>
+        </w:rPr>
+      </w:pPr>
+      <w:hyperlink r:id="rId4" w:history="1">
+        <w:r>
+          <w:rPr>
+            <w:rStyle w:val="Hyperlink"/>
+            <w:rtl/>
+            <w:lang w:bidi="ar-SA"/>
+          </w:rPr>
+          <w:t>أخنوخ - الذي انتظر السماء</w:t>
+        </w:r>
+      </w:hyperlink>
+    </w:p>
+    <w:p>
+      <w:pPr>
         <w:bidi w:val="0"/>
+        <w:rPr>
+          <w:lang w:bidi="ar-SA"/>
+        </w:rPr>
       </w:pPr>
       <w:r>
         <w:rPr>
-          <w:noProof/>
-        </w:rPr>
-        <w:drawing>
-          <wp:anchor distT="0" distB="0" distL="114300" distR="114300" simplePos="0" relativeHeight="251658240" behindDoc="1" locked="0" layoutInCell="1" allowOverlap="1" wp14:anchorId="1CE8752B" wp14:editId="2D7E96E7">
-            <wp:simplePos x="0" y="0"/>
-            <wp:positionH relativeFrom="margin">
-              <wp:align>left</wp:align>
-            </wp:positionH>
-            <wp:positionV relativeFrom="paragraph">
-              <wp:posOffset>0</wp:posOffset>
-            </wp:positionV>
-            <wp:extent cx="961390" cy="961390"/>
-            <wp:effectExtent l="0" t="0" r="0" b="0"/>
-            <wp:wrapTight wrapText="bothSides">
-              <wp:wrapPolygon edited="0">
-                <wp:start x="0" y="0"/>
-                <wp:lineTo x="0" y="20972"/>
-                <wp:lineTo x="20972" y="20972"/>
-                <wp:lineTo x="20972" y="0"/>
-                <wp:lineTo x="0" y="0"/>
-              </wp:wrapPolygon>
-            </wp:wrapTight>
-            <wp:docPr id="407087306" name="Picture 1" descr="Covid-19 macht Angst :: Manuel Seibel"/>
-            <wp:cNvGraphicFramePr>
-              <a:graphicFrameLocks xmlns:a="http://schemas.openxmlformats.org/drawingml/2006/main" noChangeAspect="1"/>
-            </wp:cNvGraphicFramePr>
-            <a:graphic xmlns:a="http://schemas.openxmlformats.org/drawingml/2006/main">
-              <a:graphicData uri="http://schemas.openxmlformats.org/drawingml/2006/picture">
-                <pic:pic xmlns:pic="http://schemas.openxmlformats.org/drawingml/2006/picture">
-                  <pic:nvPicPr>
-                    <pic:cNvPr id="0" name="Picture 1" descr="Covid-19 macht Angst :: Manuel Seibel"/>
-                    <pic:cNvPicPr>
-                      <a:picLocks noChangeAspect="1" noChangeArrowheads="1"/>
-                    </pic:cNvPicPr>
-                  </pic:nvPicPr>
-                  <pic:blipFill>
-                    <a:blip r:embed="rId5">
-                      <a:extLst>
-                        <a:ext uri="{28A0092B-C50C-407E-A947-70E740481C1C}">
-                          <a14:useLocalDpi xmlns:a14="http://schemas.microsoft.com/office/drawing/2010/main" val="0"/>
-                        </a:ext>
-                      </a:extLst>
-                    </a:blip>
-                    <a:srcRect/>
-                    <a:stretch>
-                      <a:fillRect/>
-                    </a:stretch>
-                  </pic:blipFill>
-                  <pic:spPr bwMode="auto">
-                    <a:xfrm>
-                      <a:off x="0" y="0"/>
-                      <a:ext cx="962615" cy="962615"/>
-                    </a:xfrm>
-                    <a:prstGeom prst="rect">
-                      <a:avLst/>
-                    </a:prstGeom>
-                    <a:noFill/>
-                    <a:ln>
-                      <a:noFill/>
-                    </a:ln>
-                  </pic:spPr>
-                </pic:pic>
-              </a:graphicData>
-            </a:graphic>
-            <wp14:sizeRelH relativeFrom="page">
-              <wp14:pctWidth>0</wp14:pctWidth>
-            </wp14:sizeRelH>
-            <wp14:sizeRelV relativeFrom="page">
-              <wp14:pctHeight>0</wp14:pctHeight>
-            </wp14:sizeRelV>
-          </wp:anchor>
-        </w:drawing>
-      </w:r>
-      <w:r>
+          <w:lang w:bidi="ar-SA"/>
+        </w:rPr>
         <w:t>Manuel Seibel</w:t>
       </w:r>
     </w:p>
     <w:p>
       <w:pPr>
-        <w:jc w:val="center"/>
-        <w:rPr>
-          <w:rtl/>
+        <w:rPr>
+          <w:rtl/>
+          <w:lang w:bidi="ar-SA"/>
         </w:rPr>
       </w:pPr>
-      <w:hyperlink r:id="rId6" w:anchor=":~:text=DIE%20DOPPELABSCHNITTE%20IN%20KAPITEL%201" w:history="1">
+      <w:r>
+        <w:rPr>
+          <w:rFonts w:hint="cs"/>
+          <w:rtl/>
+          <w:lang w:bidi="ar-SA"/>
+        </w:rPr>
+        <w:t>المقدمة</w:t>
+      </w:r>
+    </w:p>
+    <w:p>
+      <w:pPr>
+        <w:rPr>
+          <w:rtl/>
+          <w:lang w:bidi="ar-SA"/>
+        </w:rPr>
+      </w:pPr>
+      <w:r>
+        <w:rPr>
+          <w:rFonts w:hint="cs"/>
+          <w:rtl/>
+          <w:lang w:bidi="ar-SA"/>
+        </w:rPr>
+        <w:t>أخنوخ شخصية متميزة. وهذا بالطبع ما يمكن أن يقوله المرء عن أي مؤمن في كلمة الله، كما وعن أي واحد من المفديين. إلا أن شخصية أخنوخ هي الأولى من شخصيتين فقط على طول التاريخ التي لم يكن عليها أن تموت. هو وحده وإيليا تم اختطافهما ولم يريا الموت.</w:t>
+      </w:r>
+    </w:p>
+    <w:p>
+      <w:pPr>
+        <w:rPr>
+          <w:rtl/>
+          <w:lang w:bidi="ar-SA"/>
+        </w:rPr>
+      </w:pPr>
+      <w:r>
+        <w:rPr>
+          <w:rFonts w:hint="cs"/>
+          <w:rtl/>
+          <w:lang w:bidi="ar-SA"/>
+        </w:rPr>
+        <w:t>غير أن هذا ليس الأمر الوحيد الذي أخبرنا به الله عن رجل الإيمان هذا. صحيح أنه هنالك ثلاث مقاطع قصيرة فقط في الكتاب تشهد عن حياة أخنوخ (تكوين 5؛ عبرانيين 11؛ يهوذا 14، 15). ولكن الشهادة هي أمر متضمن فيها.</w:t>
+      </w:r>
+    </w:p>
+    <w:p>
+      <w:pPr>
+        <w:rPr>
+          <w:rtl/>
+          <w:lang w:bidi="ar-SA"/>
+        </w:rPr>
+      </w:pPr>
+      <w:r>
+        <w:rPr>
+          <w:rFonts w:hint="cs"/>
+          <w:rtl/>
+          <w:lang w:bidi="ar-SA"/>
+        </w:rPr>
+        <w:t>هي تصف أسلوب حياة مؤمن مثالية في حسم قرارها وإيمانها. يبدو أن أهل بيته أظهروا له العداء واضطهدوه. إلا أن هذا لم يعزُ في إطفاء قوة إيمانه</w:t>
+      </w:r>
+      <w:r>
+        <w:rPr>
+          <w:rFonts w:hint="cs"/>
+          <w:rtl/>
+          <w:lang w:bidi="ar-SA"/>
+        </w:rPr>
+        <w:t>. هو لم يتماشى مع سير العالم. على العكس: فهذا الرفض بدا وأنه جعله محددًا أكثر في شهادته وإيمانه. هو عاش حياته مع الله.</w:t>
+      </w:r>
+    </w:p>
+    <w:p>
+      <w:pPr>
+        <w:rPr>
+          <w:rtl/>
+          <w:lang w:bidi="ar-SA"/>
+        </w:rPr>
+      </w:pPr>
+      <w:r>
+        <w:rPr>
+          <w:rFonts w:hint="cs"/>
+          <w:rtl/>
+          <w:lang w:bidi="ar-SA"/>
+        </w:rPr>
+        <w:t>من دون شك كان الاختطاف ذروة سيرة حياته. فهو لم يكن مضطرًا بأن يختبر الموت ألا وهو أجرة الخطية. هذا "الانتقال" إلى السماء سُجّل على حساب إيمانه. هل كان ينتظر الاختطاف؟ هكذا كما يبدو.</w:t>
+      </w:r>
+    </w:p>
+    <w:p>
+      <w:pPr>
+        <w:rPr>
+          <w:rtl/>
+          <w:lang w:bidi="ar-SA"/>
+        </w:rPr>
+      </w:pPr>
+      <w:r>
+        <w:rPr>
+          <w:rFonts w:hint="cs"/>
+          <w:rtl/>
+          <w:lang w:bidi="ar-SA"/>
+        </w:rPr>
+        <w:t>أحنوح لا زال مثال لنا نحن المسيحيين الذين ننتظر مجيء الرب يسوع الثاني: في كل حين! هو سيأخذنا إليه إلى مجد بيت الآب.</w:t>
+      </w:r>
+    </w:p>
+    <w:p>
+      <w:pPr>
+        <w:rPr>
+          <w:lang w:bidi="ar-SA"/>
+        </w:rPr>
+        <w:sectPr>
+          <w:pgSz w:w="12240" w:h="15840"/>
+          <w:pgMar w:top="1440" w:right="1800" w:bottom="1440" w:left="1800" w:header="720" w:footer="720" w:gutter="0"/>
+          <w:cols w:space="720"/>
+          <w:docGrid w:linePitch="360"/>
+        </w:sectPr>
+      </w:pPr>
+      <w:r>
+        <w:rPr>
+          <w:rFonts w:hint="cs"/>
+          <w:rtl/>
+          <w:lang w:bidi="ar-SA"/>
+        </w:rPr>
+        <w:t>كل من يتحمس لقوة إيمان أخنوخ، سيتبع يسوع. وكل مَن تبعه، يحيا لله. إنها شركة حقيقية مع أبينا السماوي وتقودنا إلى حياة سعيدة جديرة بأن تُعاش.</w:t>
+      </w:r>
+    </w:p>
+    <w:p>
+      <w:pPr>
+        <w:rPr>
+          <w:rtl/>
+          <w:lang w:bidi="ar-SA"/>
+        </w:rPr>
+      </w:pPr>
+      <w:hyperlink r:id="rId5" w:history="1">
         <w:r>
           <w:rPr>
             <w:rStyle w:val="Hyperlink"/>
+            <w:rFonts w:hint="cs"/>
             <w:rtl/>
+            <w:lang w:bidi="ar-SA"/>
           </w:rPr>
-          <w:t>مقاطع مزدوجة</w:t>
+          <w:t>أخنوخ – خاطئ مثلنا جميعًا</w:t>
         </w:r>
       </w:hyperlink>
     </w:p>
     <w:p>
       <w:pPr>
-        <w:pStyle w:val="ListParagraph"/>
-        <w:numPr>
-          <w:ilvl w:val="0"/>
-          <w:numId w:val="2"/>
-        </w:numPr>
         <w:rPr>
           <w:rFonts w:hint="cs"/>
-          <w:rtl/>
+          <w:lang w:bidi="ar-SA"/>
         </w:rPr>
       </w:pPr>
       <w:r>
         <w:rPr>
           <w:rFonts w:hint="cs"/>
           <w:rtl/>
-        </w:rPr>
-        <w:t xml:space="preserve">الأعداد 2 </w:t>
+          <w:lang w:bidi="ar-SA"/>
+        </w:rPr>
+        <w:t xml:space="preserve">أخنوخ هو رجل من تاريخ البشرية القديم. إننا في الكتاب لا نقرأ الكثير عنه. ولكن القليل المُخبَر عنه يجعلنا نصغي </w:t>
       </w:r>
       <w:r>
         <w:rPr>
-          <w:rtl/>
-        </w:rPr>
-        <w:t>–</w:t>
+          <w:rFonts w:hint="cs"/>
+          <w:rtl/>
+          <w:lang w:bidi="ar-SA"/>
+        </w:rPr>
+        <w:t>و</w:t>
       </w:r>
       <w:r>
         <w:rPr>
           <w:rFonts w:hint="cs"/>
           <w:rtl/>
-        </w:rPr>
-        <w:t xml:space="preserve"> 4 و 5 </w:t>
+          <w:lang w:bidi="ar-SA"/>
+        </w:rPr>
+        <w:t>ي</w:t>
       </w:r>
       <w:r>
         <w:rPr>
-          <w:rtl/>
-        </w:rPr>
-        <w:t>–</w:t>
+          <w:rFonts w:hint="cs"/>
+          <w:rtl/>
+          <w:lang w:bidi="ar-SA"/>
+        </w:rPr>
+        <w:t>جعله مثيرًا كما وسيرة حياته أيضًا للمسيحيين على كل الأصعدة وكل ال</w:t>
       </w:r>
       <w:r>
         <w:rPr>
           <w:rFonts w:hint="cs"/>
           <w:rtl/>
-        </w:rPr>
-        <w:t xml:space="preserve"> 8 تشكل وحدة واحدة. من بعد العدد الذي أتى في المقدمة، يتكلم في الأعداد 2 -</w:t>
-      </w:r>
-      <w:r>
-        <w:rPr>
-          <w:rFonts w:hint="cs"/>
-          <w:rtl/>
-        </w:rPr>
-        <w:t xml:space="preserve"> </w:t>
-      </w:r>
-      <w:r>
-        <w:rPr>
-          <w:rFonts w:hint="cs"/>
-          <w:rtl/>
-        </w:rPr>
-        <w:t xml:space="preserve">4 بأن نصبر في التجارب أو الامتحانات وبأن نأخذ موقف خاضع لمشيئة الله. وفي الأعداد 5 </w:t>
-      </w:r>
-      <w:r>
-        <w:rPr>
-          <w:rtl/>
-        </w:rPr>
-        <w:t>–</w:t>
-      </w:r>
-      <w:r>
-        <w:rPr>
-          <w:rFonts w:hint="cs"/>
-          <w:rtl/>
-        </w:rPr>
-        <w:t xml:space="preserve"> 8 نتعلم من بعدها بأن هذا الصبر سيُتاح لنا فقط إن طلبنا من الله حكمة في هذه التجارب ووثقنا فيه.</w:t>
-      </w:r>
-    </w:p>
-    <w:p>
-      <w:pPr>
-        <w:pStyle w:val="ListParagraph"/>
-        <w:numPr>
-          <w:ilvl w:val="0"/>
-          <w:numId w:val="2"/>
-        </w:numPr>
-        <w:rPr>
-          <w:rtl/>
-        </w:rPr>
-      </w:pPr>
-      <w:r>
-        <w:rPr>
-          <w:rFonts w:hint="cs"/>
-          <w:rtl/>
-        </w:rPr>
-        <w:t xml:space="preserve">الأعداد 9 </w:t>
-      </w:r>
-      <w:r>
-        <w:rPr>
-          <w:rtl/>
-        </w:rPr>
-        <w:t>–</w:t>
-      </w:r>
-      <w:r>
-        <w:rPr>
-          <w:rFonts w:hint="cs"/>
-          <w:rtl/>
-        </w:rPr>
-        <w:t xml:space="preserve"> 11 والعدد 12 هي وحدة واحدة أخرى. في الأعداد 9 </w:t>
-      </w:r>
-      <w:r>
-        <w:rPr>
-          <w:rtl/>
-        </w:rPr>
-        <w:t>–</w:t>
-      </w:r>
-      <w:r>
-        <w:rPr>
-          <w:rFonts w:hint="cs"/>
-          <w:rtl/>
-        </w:rPr>
-        <w:t xml:space="preserve"> 11 نستعلم بأن كل ما هو منظور على هذه الأرض هو فاني. فليس لنا أن نتمسك بأي شيء يُرى بالعيان وفاني. فالذي لا يفنى هو الذي يحتمل التجربة. إن أجرته ليست فقط مجيدة، وإنما لا يمكن المس بها. إنها ثابتة </w:t>
-      </w:r>
-      <w:r>
-        <w:rPr>
-          <w:rFonts w:hint="cs"/>
-          <w:rtl/>
-        </w:rPr>
-        <w:t>وست</w:t>
-      </w:r>
-      <w:r>
-        <w:rPr>
-          <w:rFonts w:hint="cs"/>
-          <w:rtl/>
-        </w:rPr>
-        <w:t xml:space="preserve">كون </w:t>
-      </w:r>
-      <w:r>
-        <w:rPr>
-          <w:rFonts w:hint="cs"/>
-          <w:rtl/>
-        </w:rPr>
-        <w:t>ظ</w:t>
-      </w:r>
-      <w:r>
-        <w:rPr>
-          <w:rFonts w:hint="cs"/>
-          <w:rtl/>
-        </w:rPr>
-        <w:t>ا</w:t>
-      </w:r>
-      <w:r>
-        <w:rPr>
-          <w:rFonts w:hint="cs"/>
-          <w:rtl/>
-        </w:rPr>
-        <w:t>هر</w:t>
-      </w:r>
-      <w:r>
-        <w:rPr>
-          <w:rFonts w:hint="cs"/>
-          <w:rtl/>
-        </w:rPr>
-        <w:t>ة</w:t>
-      </w:r>
-      <w:r>
-        <w:rPr>
-          <w:rFonts w:hint="cs"/>
-          <w:rtl/>
-        </w:rPr>
-        <w:t xml:space="preserve"> إلى كل الأبدية</w:t>
-      </w:r>
-      <w:r>
-        <w:rPr>
-          <w:rFonts w:hint="cs"/>
-          <w:rtl/>
-        </w:rPr>
-        <w:t>: أجرته هي إكليل الحياة.</w:t>
-      </w:r>
-    </w:p>
-    <w:p>
-      <w:pPr>
-        <w:pStyle w:val="ListParagraph"/>
-        <w:numPr>
-          <w:ilvl w:val="0"/>
-          <w:numId w:val="2"/>
-        </w:numPr>
-        <w:rPr>
-          <w:rtl/>
-        </w:rPr>
-      </w:pPr>
-      <w:r>
-        <w:rPr>
-          <w:rFonts w:hint="cs"/>
-          <w:rtl/>
-        </w:rPr>
-        <w:t xml:space="preserve">الأعداد 13 </w:t>
-      </w:r>
-      <w:r>
-        <w:rPr>
-          <w:rtl/>
-        </w:rPr>
-        <w:t>–</w:t>
-      </w:r>
-      <w:r>
-        <w:rPr>
-          <w:rFonts w:hint="cs"/>
-          <w:rtl/>
-        </w:rPr>
-        <w:t xml:space="preserve"> 15 و 16 </w:t>
-      </w:r>
-      <w:r>
-        <w:rPr>
-          <w:rtl/>
-        </w:rPr>
-        <w:t>–</w:t>
-      </w:r>
-      <w:r>
-        <w:rPr>
-          <w:rFonts w:hint="cs"/>
-          <w:rtl/>
-        </w:rPr>
-        <w:t xml:space="preserve"> 18 هي أيضًا وحدة واحدة. في الأعداد 13 </w:t>
-      </w:r>
-      <w:r>
-        <w:rPr>
-          <w:rtl/>
-        </w:rPr>
-        <w:t>–</w:t>
-      </w:r>
-      <w:r>
-        <w:rPr>
-          <w:rFonts w:hint="cs"/>
-          <w:rtl/>
-        </w:rPr>
-        <w:t xml:space="preserve"> 15 نحن نتعلم، بأن تسليم أنفسنا للشهوات تقودنا إلى خطايا فعلية، والتي تنتهي بالموت. هذا هو طريق الطبيعة العتيقة. أما في الأعداد 16 </w:t>
-      </w:r>
-      <w:r>
-        <w:rPr>
-          <w:rtl/>
-        </w:rPr>
-        <w:t>–</w:t>
-      </w:r>
-      <w:r>
-        <w:rPr>
-          <w:rFonts w:hint="cs"/>
-          <w:rtl/>
-        </w:rPr>
-        <w:t xml:space="preserve"> 18 بالمقابل يرينا الله بأنه يهدينا إلى الخير. منه يأتي الخير. إننا نعلم بأن</w:t>
-      </w:r>
-      <w:r>
-        <w:rPr>
-          <w:rFonts w:hint="cs"/>
-          <w:rtl/>
-        </w:rPr>
-        <w:t xml:space="preserve">ه لا يكلمنا في الخطية الساكنة فينا وفي الطبيعة العتيقة </w:t>
-      </w:r>
-      <w:r>
-        <w:rPr>
-          <w:rFonts w:hint="cs"/>
-          <w:rtl/>
-        </w:rPr>
-        <w:t>التي بخلاف الله عن "ثوابت" يمكننا الاعتماد عليها. الله بالمقابل هو لا يتغير وكل ما يعطيه هو خير ليس إلا. هذا هو عكس الخطايا والموت. الشهوات تقودنا إلى الموت، والله يقودنا إلى الحياة. إنه حتى وهبنا طبيعة جديدة إذ ولدنا بكلمة الحق. فمن الآن نحن ننتمي لخليقة جديدة.</w:t>
-      </w:r>
-    </w:p>
-    <w:p>
-      <w:pPr>
-        <w:pStyle w:val="ListParagraph"/>
-        <w:numPr>
-          <w:ilvl w:val="0"/>
-          <w:numId w:val="2"/>
-        </w:numPr>
-        <w:rPr>
-          <w:rtl/>
-        </w:rPr>
-      </w:pPr>
-      <w:r>
-        <w:rPr>
-          <w:rFonts w:hint="cs"/>
-          <w:rtl/>
-        </w:rPr>
-        <w:t xml:space="preserve">الأعداد 19 </w:t>
-      </w:r>
-      <w:r>
-        <w:rPr>
-          <w:rtl/>
-        </w:rPr>
-        <w:t>–</w:t>
-      </w:r>
-      <w:r>
-        <w:rPr>
-          <w:rFonts w:hint="cs"/>
-          <w:rtl/>
-        </w:rPr>
-        <w:t xml:space="preserve"> 21 و 22 </w:t>
-      </w:r>
-      <w:r>
-        <w:rPr>
-          <w:rtl/>
-        </w:rPr>
-        <w:t>–</w:t>
-      </w:r>
-      <w:r>
-        <w:rPr>
-          <w:rFonts w:hint="cs"/>
-          <w:rtl/>
-        </w:rPr>
-        <w:t xml:space="preserve"> 25 هي كذلك وحدة واحدة. في الأعداد 19 </w:t>
-      </w:r>
-      <w:r>
-        <w:rPr>
-          <w:rtl/>
-        </w:rPr>
-        <w:t>–</w:t>
-      </w:r>
-      <w:r>
-        <w:rPr>
-          <w:rFonts w:hint="cs"/>
-          <w:rtl/>
-        </w:rPr>
-        <w:t xml:space="preserve"> 21 نقرأ، كيف يجب أن يكون مظهر حياتنا الأدبية: بلا غضب، أو استياء وعدم نظافة. فبدلاً منها يجب أن تتسم بالكلمة المغروسة فينا. في الأعداد 22 </w:t>
-      </w:r>
-      <w:r>
-        <w:rPr>
-          <w:rtl/>
-        </w:rPr>
-        <w:t>–</w:t>
-      </w:r>
-      <w:r>
-        <w:rPr>
-          <w:rFonts w:hint="cs"/>
-          <w:rtl/>
-        </w:rPr>
-        <w:t xml:space="preserve"> 25 يتبعها توضيح من روح الله فيما يتعلق بالكلمة المغروسة: إنه ناموس الحرية الكامل الذي علينا أن نسمع له في حياتنا العملية لكي نكون عاملين فيه. وهذا هو بالضبط ما </w:t>
-      </w:r>
-      <w:r>
-        <w:rPr>
-          <w:rFonts w:hint="cs"/>
-          <w:rtl/>
-        </w:rPr>
-        <w:t>نريد بأن نعمله كمولودين ثانية</w:t>
-      </w:r>
-      <w:r>
-        <w:rPr>
-          <w:rFonts w:hint="cs"/>
-          <w:rtl/>
-        </w:rPr>
-        <w:t xml:space="preserve"> (من جديد).</w:t>
-      </w:r>
-    </w:p>
-    <w:p>
-      <w:pPr>
-        <w:pStyle w:val="ListParagraph"/>
-        <w:numPr>
-          <w:ilvl w:val="0"/>
-          <w:numId w:val="2"/>
-        </w:numPr>
-      </w:pPr>
-      <w:r>
-        <w:rPr>
-          <w:rFonts w:hint="cs"/>
-          <w:rtl/>
-        </w:rPr>
-        <w:t>العدد 26 و 27: في الختام تبق</w:t>
-      </w:r>
-      <w:r>
-        <w:rPr>
-          <w:rFonts w:hint="cs"/>
-          <w:rtl/>
-        </w:rPr>
-        <w:t>ّ</w:t>
-      </w:r>
-      <w:r>
-        <w:rPr>
-          <w:rFonts w:hint="cs"/>
-          <w:rtl/>
-        </w:rPr>
-        <w:t xml:space="preserve">ى لدينا عددين منفردين. إننا أولاً نتعلم، ما هو الشيء الذي من خلاله تصبح عبادتنا لله وخدمتنا له غير نافعة: بلسان لا يتوقف عن الكلام، والذي تغذيه الطبيعة العتيقة. في العدد 27 يرينا الله أخيرًا ما هي صورة العبادة المرضية له. ومن الممكن أن نرى في هذين العددين كمُلخّص عام للإصحاح. الله يرغب بأن نتعبد له بعبادة حقيقية. إنها نتيجة رائعة </w:t>
-      </w:r>
-      <w:r>
-        <w:rPr>
-          <w:rFonts w:hint="cs"/>
-          <w:rtl/>
-        </w:rPr>
-        <w:t>ل</w:t>
-      </w:r>
-      <w:r>
-        <w:rPr>
-          <w:rFonts w:hint="cs"/>
-          <w:rtl/>
-        </w:rPr>
-        <w:t>لإيمان الحقيقي.</w:t>
+          <w:lang w:bidi="ar-SA"/>
+        </w:rPr>
+        <w:t>عصور.</w:t>
       </w:r>
     </w:p>
     <w:sectPr>
-      <w:pgSz w:w="11906" w:h="16838"/>
-      <w:pgMar w:top="1440" w:right="1440" w:bottom="1440" w:left="1440" w:header="708" w:footer="708" w:gutter="0"/>
-      <w:cols w:space="708"/>
-      <w:bidi/>
-      <w:rtlGutter/>
+      <w:pgSz w:w="12240" w:h="15840"/>
+      <w:pgMar w:top="1440" w:right="1800" w:bottom="1440" w:left="1800" w:header="720" w:footer="720" w:gutter="0"/>
+      <w:cols w:space="720"/>
       <w:docGrid w:linePitch="360"/>
     </w:sectPr>
   </w:body>
 </w:document>
-</file>
-
-<file path=word/numbering.xml><?xml version="1.0" encoding="utf-8"?>
-<w:numbering xmlns:wpc="http://schemas.microsoft.com/office/word/2010/wordprocessingCanvas" xmlns:cx="http://schemas.microsoft.com/office/drawing/2014/chartex" xmlns:cx1="http://schemas.microsoft.com/office/drawing/2015/9/8/chartex" xmlns:cx2="http://schemas.microsoft.com/office/drawing/2015/10/21/chartex" xmlns:cx3="http://schemas.microsoft.com/office/drawing/2016/5/9/chartex" xmlns:cx4="http://schemas.microsoft.com/office/drawing/2016/5/10/chartex" xmlns:cx5="http://schemas.microsoft.com/office/drawing/2016/5/11/chartex" xmlns:cx6="http://schemas.microsoft.com/office/drawing/2016/5/12/chartex" xmlns:cx7="http://schemas.microsoft.com/office/drawing/2016/5/13/chartex" xmlns:cx8="http://schemas.microsoft.com/office/drawing/2016/5/14/chartex" xmlns:mc="http://schemas.openxmlformats.org/markup-compatibility/2006" xmlns:aink="http://schemas.microsoft.com/office/drawing/2016/ink" xmlns:am3d="http://schemas.microsoft.com/office/drawing/2017/model3d" xmlns:o="urn:schemas-microsoft-com:office:office" xmlns:oel="http://schemas.microsoft.com/office/2019/extlst" xmlns:r="http://schemas.openxmlformats.org/officeDocument/2006/relationships" xmlns:m="http://schemas.openxmlformats.org/officeDocument/2006/math" xmlns:v="urn:schemas-microsoft-com:vml" xmlns:wp14="http://schemas.microsoft.com/office/word/2010/wordprocessingDrawing" xmlns:wp="http://schemas.openxmlformats.org/drawingml/2006/wordprocessingDrawing" xmlns:w10="urn:schemas-microsoft-com:office:word" xmlns:w="http://schemas.openxmlformats.org/wordprocessingml/2006/main" xmlns:w14="http://schemas.microsoft.com/office/word/2010/wordml" xmlns:w15="http://schemas.microsoft.com/office/word/2012/wordml" xmlns:w16cex="http://schemas.microsoft.com/office/word/2018/wordml/cex" xmlns:w16cid="http://schemas.microsoft.com/office/word/2016/wordml/cid" xmlns:w16="http://schemas.microsoft.com/office/word/2018/wordml" xmlns:w16sdtdh="http://schemas.microsoft.com/office/word/2020/wordml/sdtdatahash" xmlns:w16se="http://schemas.microsoft.com/office/word/2015/wordml/symex" xmlns:wpg="http://schemas.microsoft.com/office/word/2010/wordprocessingGroup" xmlns:wpi="http://schemas.microsoft.com/office/word/2010/wordprocessingInk" xmlns:wne="http://schemas.microsoft.com/office/word/2006/wordml" xmlns:wps="http://schemas.microsoft.com/office/word/2010/wordprocessingShape" mc:Ignorable="w14 w15 w16se w16cid w16 w16cex w16sdtdh wp14">
-  <w:abstractNum w:abstractNumId="0" w15:restartNumberingAfterBreak="0">
-    <w:nsid w:val="1B041940"/>
-    <w:multiLevelType w:val="hybridMultilevel"/>
-    <w:tmpl w:val="9E42CE4C"/>
-    <w:lvl w:ilvl="0" w:tplc="0409000F">
-      <w:start w:val="1"/>
-      <w:numFmt w:val="decimal"/>
-      <w:lvlText w:val="%1."/>
-      <w:lvlJc w:val="left"/>
-      <w:pPr>
-        <w:ind w:left="720" w:hanging="360"/>
-      </w:pPr>
-    </w:lvl>
-    <w:lvl w:ilvl="1" w:tplc="04090019" w:tentative="1">
-      <w:start w:val="1"/>
-      <w:numFmt w:val="lowerLetter"/>
-      <w:lvlText w:val="%2."/>
-      <w:lvlJc w:val="left"/>
-      <w:pPr>
-        <w:ind w:left="1440" w:hanging="360"/>
-      </w:pPr>
-    </w:lvl>
-    <w:lvl w:ilvl="2" w:tplc="0409001B" w:tentative="1">
-      <w:start w:val="1"/>
-      <w:numFmt w:val="lowerRoman"/>
-      <w:lvlText w:val="%3."/>
-      <w:lvlJc w:val="right"/>
-      <w:pPr>
-        <w:ind w:left="2160" w:hanging="180"/>
-      </w:pPr>
-    </w:lvl>
-    <w:lvl w:ilvl="3" w:tplc="0409000F" w:tentative="1">
-      <w:start w:val="1"/>
-      <w:numFmt w:val="decimal"/>
-      <w:lvlText w:val="%4."/>
-      <w:lvlJc w:val="left"/>
-      <w:pPr>
-        <w:ind w:left="2880" w:hanging="360"/>
-      </w:pPr>
-    </w:lvl>
-    <w:lvl w:ilvl="4" w:tplc="04090019" w:tentative="1">
-      <w:start w:val="1"/>
-      <w:numFmt w:val="lowerLetter"/>
-      <w:lvlText w:val="%5."/>
-      <w:lvlJc w:val="left"/>
-      <w:pPr>
-        <w:ind w:left="3600" w:hanging="360"/>
-      </w:pPr>
-    </w:lvl>
-    <w:lvl w:ilvl="5" w:tplc="0409001B" w:tentative="1">
-      <w:start w:val="1"/>
-      <w:numFmt w:val="lowerRoman"/>
-      <w:lvlText w:val="%6."/>
-      <w:lvlJc w:val="right"/>
-      <w:pPr>
-        <w:ind w:left="4320" w:hanging="180"/>
-      </w:pPr>
-    </w:lvl>
-    <w:lvl w:ilvl="6" w:tplc="0409000F" w:tentative="1">
-      <w:start w:val="1"/>
-      <w:numFmt w:val="decimal"/>
-      <w:lvlText w:val="%7."/>
-      <w:lvlJc w:val="left"/>
-      <w:pPr>
-        <w:ind w:left="5040" w:hanging="360"/>
-      </w:pPr>
-    </w:lvl>
-    <w:lvl w:ilvl="7" w:tplc="04090019" w:tentative="1">
-      <w:start w:val="1"/>
-      <w:numFmt w:val="lowerLetter"/>
-      <w:lvlText w:val="%8."/>
-      <w:lvlJc w:val="left"/>
-      <w:pPr>
-        <w:ind w:left="5760" w:hanging="360"/>
-      </w:pPr>
-    </w:lvl>
-    <w:lvl w:ilvl="8" w:tplc="0409001B" w:tentative="1">
-      <w:start w:val="1"/>
-      <w:numFmt w:val="lowerRoman"/>
-      <w:lvlText w:val="%9."/>
-      <w:lvlJc w:val="right"/>
-      <w:pPr>
-        <w:ind w:left="6480" w:hanging="180"/>
-      </w:pPr>
-    </w:lvl>
-  </w:abstractNum>
-  <w:abstractNum w:abstractNumId="1" w15:restartNumberingAfterBreak="0">
-    <w:nsid w:val="4F3323D7"/>
-    <w:multiLevelType w:val="hybridMultilevel"/>
-    <w:tmpl w:val="1BCA9E3A"/>
-    <w:lvl w:ilvl="0" w:tplc="7F4C2960">
-      <w:start w:val="1"/>
-      <w:numFmt w:val="decimal"/>
-      <w:lvlText w:val="%1."/>
-      <w:lvlJc w:val="left"/>
-      <w:pPr>
-        <w:ind w:left="720" w:hanging="360"/>
-      </w:pPr>
-      <w:rPr>
-        <w:rFonts w:hint="default"/>
-        <w:b/>
-        <w:bCs/>
-        <w:color w:val="44546A" w:themeColor="text2"/>
-      </w:rPr>
-    </w:lvl>
-    <w:lvl w:ilvl="1" w:tplc="04090019" w:tentative="1">
-      <w:start w:val="1"/>
-      <w:numFmt w:val="lowerLetter"/>
-      <w:lvlText w:val="%2."/>
-      <w:lvlJc w:val="left"/>
-      <w:pPr>
-        <w:ind w:left="1440" w:hanging="360"/>
-      </w:pPr>
-    </w:lvl>
-    <w:lvl w:ilvl="2" w:tplc="0409001B" w:tentative="1">
-      <w:start w:val="1"/>
-      <w:numFmt w:val="lowerRoman"/>
-      <w:lvlText w:val="%3."/>
-      <w:lvlJc w:val="right"/>
-      <w:pPr>
-        <w:ind w:left="2160" w:hanging="180"/>
-      </w:pPr>
-    </w:lvl>
-    <w:lvl w:ilvl="3" w:tplc="0409000F" w:tentative="1">
-      <w:start w:val="1"/>
-      <w:numFmt w:val="decimal"/>
-      <w:lvlText w:val="%4."/>
-      <w:lvlJc w:val="left"/>
-      <w:pPr>
-        <w:ind w:left="2880" w:hanging="360"/>
-      </w:pPr>
-    </w:lvl>
-    <w:lvl w:ilvl="4" w:tplc="04090019" w:tentative="1">
-      <w:start w:val="1"/>
-      <w:numFmt w:val="lowerLetter"/>
-      <w:lvlText w:val="%5."/>
-      <w:lvlJc w:val="left"/>
-      <w:pPr>
-        <w:ind w:left="3600" w:hanging="360"/>
-      </w:pPr>
-    </w:lvl>
-    <w:lvl w:ilvl="5" w:tplc="0409001B" w:tentative="1">
-      <w:start w:val="1"/>
-      <w:numFmt w:val="lowerRoman"/>
-      <w:lvlText w:val="%6."/>
-      <w:lvlJc w:val="right"/>
-      <w:pPr>
-        <w:ind w:left="4320" w:hanging="180"/>
-      </w:pPr>
-    </w:lvl>
-    <w:lvl w:ilvl="6" w:tplc="0409000F" w:tentative="1">
-      <w:start w:val="1"/>
-      <w:numFmt w:val="decimal"/>
-      <w:lvlText w:val="%7."/>
-      <w:lvlJc w:val="left"/>
-      <w:pPr>
-        <w:ind w:left="5040" w:hanging="360"/>
-      </w:pPr>
-    </w:lvl>
-    <w:lvl w:ilvl="7" w:tplc="04090019" w:tentative="1">
-      <w:start w:val="1"/>
-      <w:numFmt w:val="lowerLetter"/>
-      <w:lvlText w:val="%8."/>
-      <w:lvlJc w:val="left"/>
-      <w:pPr>
-        <w:ind w:left="5760" w:hanging="360"/>
-      </w:pPr>
-    </w:lvl>
-    <w:lvl w:ilvl="8" w:tplc="0409001B" w:tentative="1">
-      <w:start w:val="1"/>
-      <w:numFmt w:val="lowerRoman"/>
-      <w:lvlText w:val="%9."/>
-      <w:lvlJc w:val="right"/>
-      <w:pPr>
-        <w:ind w:left="6480" w:hanging="180"/>
-      </w:pPr>
-    </w:lvl>
-  </w:abstractNum>
-  <w:num w:numId="1" w16cid:durableId="95105354">
-    <w:abstractNumId w:val="0"/>
-  </w:num>
-  <w:num w:numId="2" w16cid:durableId="1736005376">
-    <w:abstractNumId w:val="1"/>
-  </w:num>
-</w:numbering>
 </file>
 
 <file path=word/styles.xml><?xml version="1.0" encoding="utf-8"?>
@@ -751,7 +296,7 @@
     <w:lsdException w:name="table of figures" w:semiHidden="1" w:unhideWhenUsed="1"/>
     <w:lsdException w:name="envelope address" w:semiHidden="1" w:unhideWhenUsed="1"/>
     <w:lsdException w:name="envelope return" w:semiHidden="1" w:unhideWhenUsed="1"/>
-    <w:lsdException w:name="footnote reference" w:semiHidden="1" w:unhideWhenUsed="1"/>
+    <w:lsdException w:name="footnote reference" w:semiHidden="1" w:unhideWhenUsed="1" w:qFormat="1"/>
     <w:lsdException w:name="annotation reference" w:semiHidden="1" w:unhideWhenUsed="1"/>
     <w:lsdException w:name="line number" w:semiHidden="1" w:unhideWhenUsed="1"/>
     <w:lsdException w:name="page number" w:semiHidden="1" w:unhideWhenUsed="1"/>
@@ -1094,7 +639,205 @@
     <w:name w:val="Normal"/>
     <w:qFormat/>
     <w:rPr>
+      <w:noProof/>
       <w:lang w:bidi="ar-EG"/>
+    </w:rPr>
+  </w:style>
+  <w:style w:type="paragraph" w:styleId="Heading1">
+    <w:name w:val="heading 1"/>
+    <w:basedOn w:val="Normal"/>
+    <w:next w:val="Normal"/>
+    <w:link w:val="Heading1Char"/>
+    <w:uiPriority w:val="9"/>
+    <w:qFormat/>
+    <w:rsid w:val="000F4D4D"/>
+    <w:pPr>
+      <w:keepNext/>
+      <w:keepLines/>
+      <w:spacing w:before="360" w:after="80"/>
+      <w:outlineLvl w:val="0"/>
+    </w:pPr>
+    <w:rPr>
+      <w:rFonts w:asciiTheme="majorHAnsi" w:eastAsiaTheme="majorEastAsia" w:hAnsiTheme="majorHAnsi" w:cstheme="majorBidi"/>
+      <w:color w:val="2F5496" w:themeColor="accent1" w:themeShade="BF"/>
+      <w:sz w:val="40"/>
+      <w:szCs w:val="40"/>
+    </w:rPr>
+  </w:style>
+  <w:style w:type="paragraph" w:styleId="Heading2">
+    <w:name w:val="heading 2"/>
+    <w:basedOn w:val="Normal"/>
+    <w:next w:val="Normal"/>
+    <w:link w:val="Heading2Char"/>
+    <w:uiPriority w:val="9"/>
+    <w:semiHidden/>
+    <w:unhideWhenUsed/>
+    <w:qFormat/>
+    <w:rsid w:val="000F4D4D"/>
+    <w:pPr>
+      <w:keepNext/>
+      <w:keepLines/>
+      <w:spacing w:before="160" w:after="80"/>
+      <w:outlineLvl w:val="1"/>
+    </w:pPr>
+    <w:rPr>
+      <w:rFonts w:asciiTheme="majorHAnsi" w:eastAsiaTheme="majorEastAsia" w:hAnsiTheme="majorHAnsi" w:cstheme="majorBidi"/>
+      <w:color w:val="2F5496" w:themeColor="accent1" w:themeShade="BF"/>
+      <w:sz w:val="32"/>
+      <w:szCs w:val="32"/>
+    </w:rPr>
+  </w:style>
+  <w:style w:type="paragraph" w:styleId="Heading3">
+    <w:name w:val="heading 3"/>
+    <w:basedOn w:val="Normal"/>
+    <w:next w:val="Normal"/>
+    <w:link w:val="Heading3Char"/>
+    <w:uiPriority w:val="9"/>
+    <w:semiHidden/>
+    <w:unhideWhenUsed/>
+    <w:qFormat/>
+    <w:rsid w:val="000F4D4D"/>
+    <w:pPr>
+      <w:keepNext/>
+      <w:keepLines/>
+      <w:spacing w:before="160" w:after="80"/>
+      <w:outlineLvl w:val="2"/>
+    </w:pPr>
+    <w:rPr>
+      <w:rFonts w:asciiTheme="minorHAnsi" w:eastAsiaTheme="majorEastAsia" w:hAnsiTheme="minorHAnsi" w:cstheme="majorBidi"/>
+      <w:color w:val="2F5496" w:themeColor="accent1" w:themeShade="BF"/>
+    </w:rPr>
+  </w:style>
+  <w:style w:type="paragraph" w:styleId="Heading4">
+    <w:name w:val="heading 4"/>
+    <w:basedOn w:val="Normal"/>
+    <w:next w:val="Normal"/>
+    <w:link w:val="Heading4Char"/>
+    <w:uiPriority w:val="9"/>
+    <w:semiHidden/>
+    <w:unhideWhenUsed/>
+    <w:qFormat/>
+    <w:rsid w:val="000F4D4D"/>
+    <w:pPr>
+      <w:keepNext/>
+      <w:keepLines/>
+      <w:spacing w:before="80" w:after="40"/>
+      <w:outlineLvl w:val="3"/>
+    </w:pPr>
+    <w:rPr>
+      <w:rFonts w:asciiTheme="minorHAnsi" w:eastAsiaTheme="majorEastAsia" w:hAnsiTheme="minorHAnsi" w:cstheme="majorBidi"/>
+      <w:i/>
+      <w:iCs/>
+      <w:color w:val="2F5496" w:themeColor="accent1" w:themeShade="BF"/>
+    </w:rPr>
+  </w:style>
+  <w:style w:type="paragraph" w:styleId="Heading5">
+    <w:name w:val="heading 5"/>
+    <w:basedOn w:val="Normal"/>
+    <w:next w:val="Normal"/>
+    <w:link w:val="Heading5Char"/>
+    <w:uiPriority w:val="9"/>
+    <w:semiHidden/>
+    <w:unhideWhenUsed/>
+    <w:qFormat/>
+    <w:rsid w:val="000F4D4D"/>
+    <w:pPr>
+      <w:keepNext/>
+      <w:keepLines/>
+      <w:spacing w:before="80" w:after="40"/>
+      <w:outlineLvl w:val="4"/>
+    </w:pPr>
+    <w:rPr>
+      <w:rFonts w:asciiTheme="minorHAnsi" w:eastAsiaTheme="majorEastAsia" w:hAnsiTheme="minorHAnsi" w:cstheme="majorBidi"/>
+      <w:color w:val="2F5496" w:themeColor="accent1" w:themeShade="BF"/>
+    </w:rPr>
+  </w:style>
+  <w:style w:type="paragraph" w:styleId="Heading6">
+    <w:name w:val="heading 6"/>
+    <w:basedOn w:val="Normal"/>
+    <w:next w:val="Normal"/>
+    <w:link w:val="Heading6Char"/>
+    <w:uiPriority w:val="9"/>
+    <w:semiHidden/>
+    <w:unhideWhenUsed/>
+    <w:qFormat/>
+    <w:rsid w:val="000F4D4D"/>
+    <w:pPr>
+      <w:keepNext/>
+      <w:keepLines/>
+      <w:spacing w:before="40" w:after="0"/>
+      <w:outlineLvl w:val="5"/>
+    </w:pPr>
+    <w:rPr>
+      <w:rFonts w:asciiTheme="minorHAnsi" w:eastAsiaTheme="majorEastAsia" w:hAnsiTheme="minorHAnsi" w:cstheme="majorBidi"/>
+      <w:i/>
+      <w:iCs/>
+      <w:color w:val="595959" w:themeColor="text1" w:themeTint="A6"/>
+    </w:rPr>
+  </w:style>
+  <w:style w:type="paragraph" w:styleId="Heading7">
+    <w:name w:val="heading 7"/>
+    <w:basedOn w:val="Normal"/>
+    <w:next w:val="Normal"/>
+    <w:link w:val="Heading7Char"/>
+    <w:uiPriority w:val="9"/>
+    <w:semiHidden/>
+    <w:unhideWhenUsed/>
+    <w:qFormat/>
+    <w:rsid w:val="000F4D4D"/>
+    <w:pPr>
+      <w:keepNext/>
+      <w:keepLines/>
+      <w:spacing w:before="40" w:after="0"/>
+      <w:outlineLvl w:val="6"/>
+    </w:pPr>
+    <w:rPr>
+      <w:rFonts w:asciiTheme="minorHAnsi" w:eastAsiaTheme="majorEastAsia" w:hAnsiTheme="minorHAnsi" w:cstheme="majorBidi"/>
+      <w:color w:val="595959" w:themeColor="text1" w:themeTint="A6"/>
+    </w:rPr>
+  </w:style>
+  <w:style w:type="paragraph" w:styleId="Heading8">
+    <w:name w:val="heading 8"/>
+    <w:basedOn w:val="Normal"/>
+    <w:next w:val="Normal"/>
+    <w:link w:val="Heading8Char"/>
+    <w:uiPriority w:val="9"/>
+    <w:semiHidden/>
+    <w:unhideWhenUsed/>
+    <w:qFormat/>
+    <w:rsid w:val="000F4D4D"/>
+    <w:pPr>
+      <w:keepNext/>
+      <w:keepLines/>
+      <w:spacing w:after="0"/>
+      <w:outlineLvl w:val="7"/>
+    </w:pPr>
+    <w:rPr>
+      <w:rFonts w:asciiTheme="minorHAnsi" w:eastAsiaTheme="majorEastAsia" w:hAnsiTheme="minorHAnsi" w:cstheme="majorBidi"/>
+      <w:i/>
+      <w:iCs/>
+      <w:color w:val="272727" w:themeColor="text1" w:themeTint="D8"/>
+    </w:rPr>
+  </w:style>
+  <w:style w:type="paragraph" w:styleId="Heading9">
+    <w:name w:val="heading 9"/>
+    <w:basedOn w:val="Normal"/>
+    <w:next w:val="Normal"/>
+    <w:link w:val="Heading9Char"/>
+    <w:uiPriority w:val="9"/>
+    <w:semiHidden/>
+    <w:unhideWhenUsed/>
+    <w:qFormat/>
+    <w:rsid w:val="000F4D4D"/>
+    <w:pPr>
+      <w:keepNext/>
+      <w:keepLines/>
+      <w:spacing w:after="0"/>
+      <w:outlineLvl w:val="8"/>
+    </w:pPr>
+    <w:rPr>
+      <w:rFonts w:asciiTheme="minorHAnsi" w:eastAsiaTheme="majorEastAsia" w:hAnsiTheme="minorHAnsi" w:cstheme="majorBidi"/>
+      <w:color w:val="272727" w:themeColor="text1" w:themeTint="D8"/>
     </w:rPr>
   </w:style>
   <w:style w:type="character" w:default="1" w:styleId="DefaultParagraphFont">
@@ -1124,27 +867,255 @@
     <w:semiHidden/>
     <w:unhideWhenUsed/>
   </w:style>
-  <w:style w:type="character" w:styleId="Hyperlink">
-    <w:name w:val="Hyperlink"/>
+  <w:style w:type="character" w:styleId="FootnoteReference">
+    <w:name w:val="footnote reference"/>
     <w:basedOn w:val="DefaultParagraphFont"/>
     <w:uiPriority w:val="99"/>
+    <w:semiHidden/>
     <w:unhideWhenUsed/>
-    <w:rsid w:val="001B117A"/>
-    <w:rPr>
-      <w:color w:val="0563C1" w:themeColor="hyperlink"/>
-      <w:u w:val="single"/>
-    </w:rPr>
-  </w:style>
-  <w:style w:type="character" w:styleId="UnresolvedMention">
-    <w:name w:val="Unresolved Mention"/>
-    <w:basedOn w:val="DefaultParagraphFont"/>
-    <w:uiPriority w:val="99"/>
-    <w:semiHidden/>
-    <w:unhideWhenUsed/>
-    <w:rsid w:val="001B117A"/>
-    <w:rPr>
-      <w:color w:val="605E5C"/>
-      <w:shd w:val="clear" w:color="auto" w:fill="E1DFDD"/>
+    <w:qFormat/>
+    <w:rsid w:val="00EC5C84"/>
+    <w:rPr>
+      <w:rFonts w:ascii="Sakkal Majalla" w:hAnsi="Sakkal Majalla"/>
+      <w:b/>
+      <w:sz w:val="26"/>
+      <w:vertAlign w:val="superscript"/>
+    </w:rPr>
+  </w:style>
+  <w:style w:type="character" w:customStyle="1" w:styleId="Heading1Char">
+    <w:name w:val="Heading 1 Char"/>
+    <w:basedOn w:val="DefaultParagraphFont"/>
+    <w:link w:val="Heading1"/>
+    <w:uiPriority w:val="9"/>
+    <w:rsid w:val="000F4D4D"/>
+    <w:rPr>
+      <w:rFonts w:asciiTheme="majorHAnsi" w:eastAsiaTheme="majorEastAsia" w:hAnsiTheme="majorHAnsi" w:cstheme="majorBidi"/>
+      <w:noProof/>
+      <w:color w:val="2F5496" w:themeColor="accent1" w:themeShade="BF"/>
+      <w:sz w:val="40"/>
+      <w:szCs w:val="40"/>
+      <w:lang w:bidi="ar-EG"/>
+    </w:rPr>
+  </w:style>
+  <w:style w:type="character" w:customStyle="1" w:styleId="Heading2Char">
+    <w:name w:val="Heading 2 Char"/>
+    <w:basedOn w:val="DefaultParagraphFont"/>
+    <w:link w:val="Heading2"/>
+    <w:uiPriority w:val="9"/>
+    <w:semiHidden/>
+    <w:rsid w:val="000F4D4D"/>
+    <w:rPr>
+      <w:rFonts w:asciiTheme="majorHAnsi" w:eastAsiaTheme="majorEastAsia" w:hAnsiTheme="majorHAnsi" w:cstheme="majorBidi"/>
+      <w:noProof/>
+      <w:color w:val="2F5496" w:themeColor="accent1" w:themeShade="BF"/>
+      <w:sz w:val="32"/>
+      <w:szCs w:val="32"/>
+      <w:lang w:bidi="ar-EG"/>
+    </w:rPr>
+  </w:style>
+  <w:style w:type="character" w:customStyle="1" w:styleId="Heading3Char">
+    <w:name w:val="Heading 3 Char"/>
+    <w:basedOn w:val="DefaultParagraphFont"/>
+    <w:link w:val="Heading3"/>
+    <w:uiPriority w:val="9"/>
+    <w:semiHidden/>
+    <w:rsid w:val="000F4D4D"/>
+    <w:rPr>
+      <w:rFonts w:asciiTheme="minorHAnsi" w:eastAsiaTheme="majorEastAsia" w:hAnsiTheme="minorHAnsi" w:cstheme="majorBidi"/>
+      <w:noProof/>
+      <w:color w:val="2F5496" w:themeColor="accent1" w:themeShade="BF"/>
+      <w:lang w:bidi="ar-EG"/>
+    </w:rPr>
+  </w:style>
+  <w:style w:type="character" w:customStyle="1" w:styleId="Heading4Char">
+    <w:name w:val="Heading 4 Char"/>
+    <w:basedOn w:val="DefaultParagraphFont"/>
+    <w:link w:val="Heading4"/>
+    <w:uiPriority w:val="9"/>
+    <w:semiHidden/>
+    <w:rsid w:val="000F4D4D"/>
+    <w:rPr>
+      <w:rFonts w:asciiTheme="minorHAnsi" w:eastAsiaTheme="majorEastAsia" w:hAnsiTheme="minorHAnsi" w:cstheme="majorBidi"/>
+      <w:i/>
+      <w:iCs/>
+      <w:noProof/>
+      <w:color w:val="2F5496" w:themeColor="accent1" w:themeShade="BF"/>
+      <w:lang w:bidi="ar-EG"/>
+    </w:rPr>
+  </w:style>
+  <w:style w:type="character" w:customStyle="1" w:styleId="Heading5Char">
+    <w:name w:val="Heading 5 Char"/>
+    <w:basedOn w:val="DefaultParagraphFont"/>
+    <w:link w:val="Heading5"/>
+    <w:uiPriority w:val="9"/>
+    <w:semiHidden/>
+    <w:rsid w:val="000F4D4D"/>
+    <w:rPr>
+      <w:rFonts w:asciiTheme="minorHAnsi" w:eastAsiaTheme="majorEastAsia" w:hAnsiTheme="minorHAnsi" w:cstheme="majorBidi"/>
+      <w:noProof/>
+      <w:color w:val="2F5496" w:themeColor="accent1" w:themeShade="BF"/>
+      <w:lang w:bidi="ar-EG"/>
+    </w:rPr>
+  </w:style>
+  <w:style w:type="character" w:customStyle="1" w:styleId="Heading6Char">
+    <w:name w:val="Heading 6 Char"/>
+    <w:basedOn w:val="DefaultParagraphFont"/>
+    <w:link w:val="Heading6"/>
+    <w:uiPriority w:val="9"/>
+    <w:semiHidden/>
+    <w:rsid w:val="000F4D4D"/>
+    <w:rPr>
+      <w:rFonts w:asciiTheme="minorHAnsi" w:eastAsiaTheme="majorEastAsia" w:hAnsiTheme="minorHAnsi" w:cstheme="majorBidi"/>
+      <w:i/>
+      <w:iCs/>
+      <w:noProof/>
+      <w:color w:val="595959" w:themeColor="text1" w:themeTint="A6"/>
+      <w:lang w:bidi="ar-EG"/>
+    </w:rPr>
+  </w:style>
+  <w:style w:type="character" w:customStyle="1" w:styleId="Heading7Char">
+    <w:name w:val="Heading 7 Char"/>
+    <w:basedOn w:val="DefaultParagraphFont"/>
+    <w:link w:val="Heading7"/>
+    <w:uiPriority w:val="9"/>
+    <w:semiHidden/>
+    <w:rsid w:val="000F4D4D"/>
+    <w:rPr>
+      <w:rFonts w:asciiTheme="minorHAnsi" w:eastAsiaTheme="majorEastAsia" w:hAnsiTheme="minorHAnsi" w:cstheme="majorBidi"/>
+      <w:noProof/>
+      <w:color w:val="595959" w:themeColor="text1" w:themeTint="A6"/>
+      <w:lang w:bidi="ar-EG"/>
+    </w:rPr>
+  </w:style>
+  <w:style w:type="character" w:customStyle="1" w:styleId="Heading8Char">
+    <w:name w:val="Heading 8 Char"/>
+    <w:basedOn w:val="DefaultParagraphFont"/>
+    <w:link w:val="Heading8"/>
+    <w:uiPriority w:val="9"/>
+    <w:semiHidden/>
+    <w:rsid w:val="000F4D4D"/>
+    <w:rPr>
+      <w:rFonts w:asciiTheme="minorHAnsi" w:eastAsiaTheme="majorEastAsia" w:hAnsiTheme="minorHAnsi" w:cstheme="majorBidi"/>
+      <w:i/>
+      <w:iCs/>
+      <w:noProof/>
+      <w:color w:val="272727" w:themeColor="text1" w:themeTint="D8"/>
+      <w:lang w:bidi="ar-EG"/>
+    </w:rPr>
+  </w:style>
+  <w:style w:type="character" w:customStyle="1" w:styleId="Heading9Char">
+    <w:name w:val="Heading 9 Char"/>
+    <w:basedOn w:val="DefaultParagraphFont"/>
+    <w:link w:val="Heading9"/>
+    <w:uiPriority w:val="9"/>
+    <w:semiHidden/>
+    <w:rsid w:val="000F4D4D"/>
+    <w:rPr>
+      <w:rFonts w:asciiTheme="minorHAnsi" w:eastAsiaTheme="majorEastAsia" w:hAnsiTheme="minorHAnsi" w:cstheme="majorBidi"/>
+      <w:noProof/>
+      <w:color w:val="272727" w:themeColor="text1" w:themeTint="D8"/>
+      <w:lang w:bidi="ar-EG"/>
+    </w:rPr>
+  </w:style>
+  <w:style w:type="paragraph" w:styleId="Title">
+    <w:name w:val="Title"/>
+    <w:basedOn w:val="Normal"/>
+    <w:next w:val="Normal"/>
+    <w:link w:val="TitleChar"/>
+    <w:uiPriority w:val="10"/>
+    <w:qFormat/>
+    <w:rsid w:val="000F4D4D"/>
+    <w:pPr>
+      <w:spacing w:after="80" w:line="240" w:lineRule="auto"/>
+      <w:contextualSpacing/>
+    </w:pPr>
+    <w:rPr>
+      <w:rFonts w:asciiTheme="majorHAnsi" w:eastAsiaTheme="majorEastAsia" w:hAnsiTheme="majorHAnsi" w:cstheme="majorBidi"/>
+      <w:spacing w:val="-10"/>
+      <w:kern w:val="28"/>
+      <w:sz w:val="56"/>
+      <w:szCs w:val="56"/>
+    </w:rPr>
+  </w:style>
+  <w:style w:type="character" w:customStyle="1" w:styleId="TitleChar">
+    <w:name w:val="Title Char"/>
+    <w:basedOn w:val="DefaultParagraphFont"/>
+    <w:link w:val="Title"/>
+    <w:uiPriority w:val="10"/>
+    <w:rsid w:val="000F4D4D"/>
+    <w:rPr>
+      <w:rFonts w:asciiTheme="majorHAnsi" w:eastAsiaTheme="majorEastAsia" w:hAnsiTheme="majorHAnsi" w:cstheme="majorBidi"/>
+      <w:noProof/>
+      <w:spacing w:val="-10"/>
+      <w:kern w:val="28"/>
+      <w:sz w:val="56"/>
+      <w:szCs w:val="56"/>
+      <w:lang w:bidi="ar-EG"/>
+    </w:rPr>
+  </w:style>
+  <w:style w:type="paragraph" w:styleId="Subtitle">
+    <w:name w:val="Subtitle"/>
+    <w:basedOn w:val="Normal"/>
+    <w:next w:val="Normal"/>
+    <w:link w:val="SubtitleChar"/>
+    <w:uiPriority w:val="11"/>
+    <w:qFormat/>
+    <w:rsid w:val="000F4D4D"/>
+    <w:pPr>
+      <w:numPr>
+        <w:ilvl w:val="1"/>
+      </w:numPr>
+    </w:pPr>
+    <w:rPr>
+      <w:rFonts w:asciiTheme="minorHAnsi" w:eastAsiaTheme="majorEastAsia" w:hAnsiTheme="minorHAnsi" w:cstheme="majorBidi"/>
+      <w:color w:val="595959" w:themeColor="text1" w:themeTint="A6"/>
+      <w:spacing w:val="15"/>
+    </w:rPr>
+  </w:style>
+  <w:style w:type="character" w:customStyle="1" w:styleId="SubtitleChar">
+    <w:name w:val="Subtitle Char"/>
+    <w:basedOn w:val="DefaultParagraphFont"/>
+    <w:link w:val="Subtitle"/>
+    <w:uiPriority w:val="11"/>
+    <w:rsid w:val="000F4D4D"/>
+    <w:rPr>
+      <w:rFonts w:asciiTheme="minorHAnsi" w:eastAsiaTheme="majorEastAsia" w:hAnsiTheme="minorHAnsi" w:cstheme="majorBidi"/>
+      <w:noProof/>
+      <w:color w:val="595959" w:themeColor="text1" w:themeTint="A6"/>
+      <w:spacing w:val="15"/>
+      <w:lang w:bidi="ar-EG"/>
+    </w:rPr>
+  </w:style>
+  <w:style w:type="paragraph" w:styleId="Quote">
+    <w:name w:val="Quote"/>
+    <w:basedOn w:val="Normal"/>
+    <w:next w:val="Normal"/>
+    <w:link w:val="QuoteChar"/>
+    <w:uiPriority w:val="29"/>
+    <w:qFormat/>
+    <w:rsid w:val="000F4D4D"/>
+    <w:pPr>
+      <w:spacing w:before="160"/>
+      <w:jc w:val="center"/>
+    </w:pPr>
+    <w:rPr>
+      <w:i/>
+      <w:iCs/>
+      <w:color w:val="404040" w:themeColor="text1" w:themeTint="BF"/>
+    </w:rPr>
+  </w:style>
+  <w:style w:type="character" w:customStyle="1" w:styleId="QuoteChar">
+    <w:name w:val="Quote Char"/>
+    <w:basedOn w:val="DefaultParagraphFont"/>
+    <w:link w:val="Quote"/>
+    <w:uiPriority w:val="29"/>
+    <w:rsid w:val="000F4D4D"/>
+    <w:rPr>
+      <w:i/>
+      <w:iCs/>
+      <w:noProof/>
+      <w:color w:val="404040" w:themeColor="text1" w:themeTint="BF"/>
+      <w:lang w:bidi="ar-EG"/>
     </w:rPr>
   </w:style>
   <w:style w:type="paragraph" w:styleId="ListParagraph">
@@ -1152,11 +1123,97 @@
     <w:basedOn w:val="Normal"/>
     <w:uiPriority w:val="34"/>
     <w:qFormat/>
-    <w:rsid w:val="000049B3"/>
+    <w:rsid w:val="000F4D4D"/>
     <w:pPr>
       <w:ind w:left="720"/>
       <w:contextualSpacing/>
     </w:pPr>
+  </w:style>
+  <w:style w:type="character" w:styleId="IntenseEmphasis">
+    <w:name w:val="Intense Emphasis"/>
+    <w:basedOn w:val="DefaultParagraphFont"/>
+    <w:uiPriority w:val="21"/>
+    <w:qFormat/>
+    <w:rsid w:val="000F4D4D"/>
+    <w:rPr>
+      <w:i/>
+      <w:iCs/>
+      <w:color w:val="2F5496" w:themeColor="accent1" w:themeShade="BF"/>
+    </w:rPr>
+  </w:style>
+  <w:style w:type="paragraph" w:styleId="IntenseQuote">
+    <w:name w:val="Intense Quote"/>
+    <w:basedOn w:val="Normal"/>
+    <w:next w:val="Normal"/>
+    <w:link w:val="IntenseQuoteChar"/>
+    <w:uiPriority w:val="30"/>
+    <w:qFormat/>
+    <w:rsid w:val="000F4D4D"/>
+    <w:pPr>
+      <w:pBdr>
+        <w:top w:val="single" w:sz="4" w:space="10" w:color="2F5496" w:themeColor="accent1" w:themeShade="BF"/>
+        <w:bottom w:val="single" w:sz="4" w:space="10" w:color="2F5496" w:themeColor="accent1" w:themeShade="BF"/>
+      </w:pBdr>
+      <w:spacing w:before="360" w:after="360"/>
+      <w:ind w:left="864" w:right="864"/>
+      <w:jc w:val="center"/>
+    </w:pPr>
+    <w:rPr>
+      <w:i/>
+      <w:iCs/>
+      <w:color w:val="2F5496" w:themeColor="accent1" w:themeShade="BF"/>
+    </w:rPr>
+  </w:style>
+  <w:style w:type="character" w:customStyle="1" w:styleId="IntenseQuoteChar">
+    <w:name w:val="Intense Quote Char"/>
+    <w:basedOn w:val="DefaultParagraphFont"/>
+    <w:link w:val="IntenseQuote"/>
+    <w:uiPriority w:val="30"/>
+    <w:rsid w:val="000F4D4D"/>
+    <w:rPr>
+      <w:i/>
+      <w:iCs/>
+      <w:noProof/>
+      <w:color w:val="2F5496" w:themeColor="accent1" w:themeShade="BF"/>
+      <w:lang w:bidi="ar-EG"/>
+    </w:rPr>
+  </w:style>
+  <w:style w:type="character" w:styleId="IntenseReference">
+    <w:name w:val="Intense Reference"/>
+    <w:basedOn w:val="DefaultParagraphFont"/>
+    <w:uiPriority w:val="32"/>
+    <w:qFormat/>
+    <w:rsid w:val="000F4D4D"/>
+    <w:rPr>
+      <w:b/>
+      <w:bCs/>
+      <w:smallCaps/>
+      <w:color w:val="2F5496" w:themeColor="accent1" w:themeShade="BF"/>
+      <w:spacing w:val="5"/>
+    </w:rPr>
+  </w:style>
+  <w:style w:type="character" w:styleId="Hyperlink">
+    <w:name w:val="Hyperlink"/>
+    <w:basedOn w:val="DefaultParagraphFont"/>
+    <w:uiPriority w:val="99"/>
+    <w:unhideWhenUsed/>
+    <w:rsid w:val="002D70EA"/>
+    <w:rPr>
+      <w:color w:val="0563C1" w:themeColor="hyperlink"/>
+      <w:u w:val="single"/>
+    </w:rPr>
+  </w:style>
+  <w:style w:type="character" w:styleId="UnresolvedMention">
+    <w:name w:val="Unresolved Mention"/>
+    <w:basedOn w:val="DefaultParagraphFont"/>
+    <w:uiPriority w:val="99"/>
+    <w:semiHidden/>
+    <w:unhideWhenUsed/>
+    <w:rsid w:val="002D70EA"/>
+    <w:rPr>
+      <w:color w:val="605E5C"/>
+      <w:shd w:val="clear" w:color="auto" w:fill="E1DFDD"/>
+    </w:rPr>
   </w:style>
 </w:styles>
 </file>
@@ -1259,7 +1316,7 @@
         <a:latin typeface="Calibri" panose="020F0502020204030204"/>
         <a:ea typeface=""/>
         <a:cs typeface=""/>
-        <a:font script="Jpan" typeface="游明朝"/>
+        <a:font script="Jpan" typeface="游ゴシック"/>
         <a:font script="Hang" typeface="맑은 고딕"/>
         <a:font script="Hans" typeface="等线"/>
         <a:font script="Hant" typeface="新細明體"/>
